--- a/resources/Modular-Short Pathway/GenSTEAMers_Chatting_with_AI_CORE1/ChattingwithAI_TeacherGuide_Modular_CORE1.docx
+++ b/resources/Modular-Short Pathway/GenSTEAMers_Chatting_with_AI_CORE1/ChattingwithAI_TeacherGuide_Modular_CORE1.docx
@@ -697,7 +697,7 @@
           <w:szCs w:val="20"/>
           <w:rtl w:val="0"/>
         </w:rPr>
-        <w:t xml:space="preserve">Use the codes below throughout the implementation steps. </w:t>
+        <w:t xml:space="preserve">Use the resource names below throughout the implementation steps. </w:t>
       </w:r>
     </w:p>
     <w:p>
